--- a/แก้ไขเอกสาร_14.9.69.docx
+++ b/แก้ไขเอกสาร_14.9.69.docx
@@ -4922,7 +4922,7 @@
         <w:spacing w:after="0" w:line="240" w:lineRule="auto"/>
         <w:ind w:firstLine="567"/>
         <w:rPr>
-          <w:rFonts w:ascii="TH SarabunPSK" w:hAnsi="TH SarabunPSK" w:cs="TH SarabunPSK"/>
+          <w:rFonts w:ascii="TH SarabunPSK" w:hAnsi="TH SarabunPSK" w:cs="TH SarabunPSK" w:hint="cs"/>
           <w:color w:val="000000"/>
           <w:sz w:val="32"/>
           <w:szCs w:val="32"/>
@@ -5401,126 +5401,27 @@
     </w:p>
     <w:p>
       <w:pPr>
+        <w:tabs>
+          <w:tab w:val="left" w:pos="1134"/>
+        </w:tabs>
+        <w:autoSpaceDE w:val="0"/>
+        <w:autoSpaceDN w:val="0"/>
+        <w:adjustRightInd w:val="0"/>
         <w:spacing w:after="0" w:line="240" w:lineRule="auto"/>
-        <w:ind w:left="567" w:firstLine="851"/>
-        <w:rPr>
-          <w:rFonts w:ascii="TH SarabunPSK" w:hAnsi="TH SarabunPSK" w:cs="TH SarabunPSK"/>
-          <w:color w:val="000000"/>
-          <w:sz w:val="32"/>
-          <w:szCs w:val="32"/>
-        </w:rPr>
-      </w:pPr>
-      <w:r>
-        <w:rPr>
-          <w:rFonts w:ascii="TH SarabunPSK" w:hAnsi="TH SarabunPSK" w:cs="TH SarabunPSK"/>
-          <w:color w:val="000000"/>
-          <w:sz w:val="32"/>
-          <w:szCs w:val="32"/>
-        </w:rPr>
-        <w:t>1</w:t>
-      </w:r>
-      <w:r>
-        <w:rPr>
-          <w:rFonts w:ascii="TH SarabunPSK" w:hAnsi="TH SarabunPSK" w:cs="TH SarabunPSK"/>
-          <w:color w:val="000000"/>
-          <w:sz w:val="32"/>
-          <w:szCs w:val="32"/>
-          <w:cs/>
-        </w:rPr>
-        <w:t>.</w:t>
-      </w:r>
-      <w:r>
-        <w:rPr>
-          <w:rFonts w:ascii="TH SarabunPSK" w:hAnsi="TH SarabunPSK" w:cs="TH SarabunPSK"/>
-          <w:color w:val="000000"/>
-          <w:sz w:val="32"/>
-          <w:szCs w:val="32"/>
-        </w:rPr>
-        <w:t>3</w:t>
-      </w:r>
-      <w:r>
-        <w:rPr>
-          <w:rFonts w:ascii="TH SarabunPSK" w:hAnsi="TH SarabunPSK" w:cs="TH SarabunPSK"/>
-          <w:color w:val="000000"/>
-          <w:sz w:val="32"/>
-          <w:szCs w:val="32"/>
-          <w:cs/>
-        </w:rPr>
-        <w:t>.</w:t>
-      </w:r>
-      <w:r>
-        <w:rPr>
-          <w:rFonts w:ascii="TH SarabunPSK" w:hAnsi="TH SarabunPSK" w:cs="TH SarabunPSK"/>
-          <w:color w:val="000000"/>
-          <w:sz w:val="32"/>
-          <w:szCs w:val="32"/>
-        </w:rPr>
-        <w:t>3</w:t>
-      </w:r>
-      <w:r>
-        <w:rPr>
-          <w:rFonts w:ascii="TH SarabunPSK" w:hAnsi="TH SarabunPSK" w:cs="TH SarabunPSK"/>
-          <w:color w:val="000000"/>
-          <w:sz w:val="32"/>
-          <w:szCs w:val="32"/>
-          <w:cs/>
-        </w:rPr>
-        <w:t>.</w:t>
-      </w:r>
-      <w:r>
-        <w:rPr>
-          <w:rFonts w:ascii="TH SarabunPSK" w:hAnsi="TH SarabunPSK" w:cs="TH SarabunPSK"/>
-          <w:color w:val="000000"/>
-          <w:sz w:val="32"/>
-          <w:szCs w:val="32"/>
-        </w:rPr>
-        <w:t xml:space="preserve">1 </w:t>
-      </w:r>
-      <w:r>
-        <w:rPr>
-          <w:rFonts w:ascii="TH SarabunPSK" w:hAnsi="TH SarabunPSK" w:cs="TH SarabunPSK"/>
-          <w:color w:val="000000"/>
-          <w:sz w:val="32"/>
-          <w:szCs w:val="32"/>
-          <w:cs/>
-        </w:rPr>
-        <w:t>คอมพิวเตอร์ส่วนบุคคล (</w:t>
-      </w:r>
-      <w:r>
-        <w:rPr>
-          <w:rFonts w:ascii="TH SarabunPSK" w:hAnsi="TH SarabunPSK" w:cs="TH SarabunPSK"/>
-          <w:color w:val="000000"/>
-          <w:sz w:val="32"/>
-          <w:szCs w:val="32"/>
-        </w:rPr>
-        <w:t xml:space="preserve">PC / Laptop) </w:t>
-      </w:r>
-      <w:r>
-        <w:rPr>
-          <w:rFonts w:ascii="TH SarabunPSK" w:hAnsi="TH SarabunPSK" w:cs="TH SarabunPSK"/>
-          <w:color w:val="000000"/>
-          <w:sz w:val="32"/>
-          <w:szCs w:val="32"/>
-          <w:cs/>
-        </w:rPr>
-        <w:t>ที่มีหน่วยประมวลผลกลาง (</w:t>
-      </w:r>
-      <w:r>
-        <w:rPr>
-          <w:rFonts w:ascii="TH SarabunPSK" w:hAnsi="TH SarabunPSK" w:cs="TH SarabunPSK"/>
-          <w:color w:val="000000"/>
-          <w:sz w:val="32"/>
-          <w:szCs w:val="32"/>
-        </w:rPr>
-        <w:t xml:space="preserve">CPU) </w:t>
-      </w:r>
-      <w:r>
-        <w:rPr>
-          <w:rFonts w:ascii="TH SarabunPSK" w:hAnsi="TH SarabunPSK" w:cs="TH SarabunPSK"/>
-          <w:color w:val="000000"/>
-          <w:sz w:val="32"/>
-          <w:szCs w:val="32"/>
-          <w:cs/>
+        <w:ind w:firstLine="567"/>
+        <w:rPr>
+          <w:rFonts w:ascii="TH SarabunPSK" w:hAnsi="TH SarabunPSK" w:cs="TH SarabunPSK"/>
+          <w:color w:val="000000"/>
+          <w:sz w:val="32"/>
+          <w:szCs w:val="32"/>
+        </w:rPr>
+      </w:pPr>
+      <w:r>
+        <w:rPr>
+          <w:rFonts w:ascii="TH SarabunPSK" w:hAnsi="TH SarabunPSK" w:cs="TH SarabunPSK"/>
+          <w:color w:val="000000"/>
+          <w:sz w:val="32"/>
+          <w:szCs w:val="32"/>
         </w:rPr>
         <w:tab/>
       </w:r>
@@ -5530,7 +5431,6 @@
           <w:color w:val="000000"/>
           <w:sz w:val="32"/>
           <w:szCs w:val="32"/>
-          <w:cs/>
         </w:rPr>
         <w:tab/>
       </w:r>
@@ -5540,289 +5440,78 @@
           <w:color w:val="000000"/>
           <w:sz w:val="32"/>
           <w:szCs w:val="32"/>
-          <w:cs/>
-        </w:rPr>
-        <w:tab/>
-      </w:r>
-      <w:r>
-        <w:rPr>
-          <w:rFonts w:ascii="TH SarabunPSK" w:hAnsi="TH SarabunPSK" w:cs="TH SarabunPSK"/>
-          <w:color w:val="000000"/>
-          <w:sz w:val="32"/>
-          <w:szCs w:val="32"/>
-          <w:cs/>
-        </w:rPr>
-        <w:t xml:space="preserve">ความเร็วไม่น้อยกว่า 2.0 </w:t>
-      </w:r>
-      <w:r>
-        <w:rPr>
-          <w:rFonts w:ascii="TH SarabunPSK" w:hAnsi="TH SarabunPSK" w:cs="TH SarabunPSK"/>
-          <w:color w:val="000000"/>
-          <w:sz w:val="32"/>
-          <w:szCs w:val="32"/>
-        </w:rPr>
-        <w:t>GHz</w:t>
+        </w:rPr>
+        <w:t>1.3.3.1 Intel Core i5-11400H (2.70 - 4.50 GHz)</w:t>
       </w:r>
     </w:p>
     <w:p>
       <w:pPr>
+        <w:tabs>
+          <w:tab w:val="left" w:pos="1134"/>
+        </w:tabs>
+        <w:autoSpaceDE w:val="0"/>
+        <w:autoSpaceDN w:val="0"/>
+        <w:adjustRightInd w:val="0"/>
         <w:spacing w:after="0" w:line="240" w:lineRule="auto"/>
-        <w:ind w:left="567" w:firstLine="851"/>
-        <w:rPr>
-          <w:rFonts w:ascii="TH SarabunPSK" w:hAnsi="TH SarabunPSK" w:cs="TH SarabunPSK"/>
-          <w:color w:val="000000"/>
-          <w:sz w:val="32"/>
-          <w:szCs w:val="32"/>
-        </w:rPr>
-      </w:pPr>
-      <w:r>
-        <w:rPr>
-          <w:rFonts w:ascii="TH SarabunPSK" w:hAnsi="TH SarabunPSK" w:cs="TH SarabunPSK"/>
-          <w:color w:val="000000"/>
-          <w:sz w:val="32"/>
-          <w:szCs w:val="32"/>
-        </w:rPr>
-        <w:t>1</w:t>
-      </w:r>
-      <w:r>
-        <w:rPr>
-          <w:rFonts w:ascii="TH SarabunPSK" w:hAnsi="TH SarabunPSK" w:cs="TH SarabunPSK"/>
-          <w:color w:val="000000"/>
-          <w:sz w:val="32"/>
-          <w:szCs w:val="32"/>
-          <w:cs/>
-        </w:rPr>
-        <w:t>.</w:t>
-      </w:r>
-      <w:r>
-        <w:rPr>
-          <w:rFonts w:ascii="TH SarabunPSK" w:hAnsi="TH SarabunPSK" w:cs="TH SarabunPSK"/>
-          <w:color w:val="000000"/>
-          <w:sz w:val="32"/>
-          <w:szCs w:val="32"/>
-        </w:rPr>
-        <w:t>3</w:t>
-      </w:r>
-      <w:r>
-        <w:rPr>
-          <w:rFonts w:ascii="TH SarabunPSK" w:hAnsi="TH SarabunPSK" w:cs="TH SarabunPSK"/>
-          <w:color w:val="000000"/>
-          <w:sz w:val="32"/>
-          <w:szCs w:val="32"/>
-          <w:cs/>
-        </w:rPr>
-        <w:t>.</w:t>
-      </w:r>
-      <w:r>
-        <w:rPr>
-          <w:rFonts w:ascii="TH SarabunPSK" w:hAnsi="TH SarabunPSK" w:cs="TH SarabunPSK"/>
-          <w:color w:val="000000"/>
-          <w:sz w:val="32"/>
-          <w:szCs w:val="32"/>
-        </w:rPr>
-        <w:t>3</w:t>
-      </w:r>
-      <w:r>
-        <w:rPr>
-          <w:rFonts w:ascii="TH SarabunPSK" w:hAnsi="TH SarabunPSK" w:cs="TH SarabunPSK"/>
-          <w:color w:val="000000"/>
-          <w:sz w:val="32"/>
-          <w:szCs w:val="32"/>
-          <w:cs/>
-        </w:rPr>
-        <w:t>.</w:t>
-      </w:r>
-      <w:r>
-        <w:rPr>
-          <w:rFonts w:ascii="TH SarabunPSK" w:hAnsi="TH SarabunPSK" w:cs="TH SarabunPSK" w:hint="cs"/>
-          <w:color w:val="000000"/>
-          <w:sz w:val="32"/>
-          <w:szCs w:val="32"/>
-          <w:cs/>
-        </w:rPr>
-        <w:t>2</w:t>
-      </w:r>
-      <w:r>
-        <w:rPr>
-          <w:rFonts w:ascii="TH SarabunPSK" w:hAnsi="TH SarabunPSK" w:cs="TH SarabunPSK"/>
-          <w:color w:val="000000"/>
-          <w:sz w:val="32"/>
-          <w:szCs w:val="32"/>
-          <w:cs/>
-        </w:rPr>
-        <w:t xml:space="preserve"> </w:t>
-      </w:r>
-      <w:r>
-        <w:rPr>
-          <w:rFonts w:ascii="TH SarabunPSK" w:hAnsi="TH SarabunPSK" w:cs="TH SarabunPSK"/>
-          <w:color w:val="000000"/>
-          <w:sz w:val="32"/>
-          <w:szCs w:val="32"/>
-          <w:cs/>
-        </w:rPr>
-        <w:t>หน่วยความจำหลัก (</w:t>
-      </w:r>
-      <w:r>
-        <w:rPr>
-          <w:rFonts w:ascii="TH SarabunPSK" w:hAnsi="TH SarabunPSK" w:cs="TH SarabunPSK"/>
-          <w:color w:val="000000"/>
-          <w:sz w:val="32"/>
-          <w:szCs w:val="32"/>
-        </w:rPr>
-        <w:t xml:space="preserve">RAM) </w:t>
-      </w:r>
-      <w:r>
-        <w:rPr>
-          <w:rFonts w:ascii="TH SarabunPSK" w:hAnsi="TH SarabunPSK" w:cs="TH SarabunPSK"/>
-          <w:color w:val="000000"/>
-          <w:sz w:val="32"/>
-          <w:szCs w:val="32"/>
-          <w:cs/>
-        </w:rPr>
-        <w:t xml:space="preserve">ขนาดไม่น้อยกว่า 8 </w:t>
-      </w:r>
-      <w:r>
-        <w:rPr>
-          <w:rFonts w:ascii="TH SarabunPSK" w:hAnsi="TH SarabunPSK" w:cs="TH SarabunPSK"/>
-          <w:color w:val="000000"/>
-          <w:sz w:val="32"/>
-          <w:szCs w:val="32"/>
-        </w:rPr>
-        <w:t>GB</w:t>
+        <w:ind w:firstLine="567"/>
+        <w:rPr>
+          <w:rFonts w:ascii="TH SarabunPSK" w:hAnsi="TH SarabunPSK" w:cs="TH SarabunPSK"/>
+          <w:color w:val="000000"/>
+          <w:sz w:val="32"/>
+          <w:szCs w:val="32"/>
+        </w:rPr>
+      </w:pPr>
+      <w:r>
+        <w:rPr>
+          <w:rFonts w:ascii="TH SarabunPSK" w:hAnsi="TH SarabunPSK" w:cs="TH SarabunPSK"/>
+          <w:color w:val="000000"/>
+          <w:sz w:val="32"/>
+          <w:szCs w:val="32"/>
+        </w:rPr>
+        <w:tab/>
+      </w:r>
+      <w:r>
+        <w:rPr>
+          <w:rFonts w:ascii="TH SarabunPSK" w:hAnsi="TH SarabunPSK" w:cs="TH SarabunPSK"/>
+          <w:color w:val="000000"/>
+          <w:sz w:val="32"/>
+          <w:szCs w:val="32"/>
+        </w:rPr>
+        <w:tab/>
+      </w:r>
+      <w:r>
+        <w:rPr>
+          <w:rFonts w:ascii="TH SarabunPSK" w:hAnsi="TH SarabunPSK" w:cs="TH SarabunPSK"/>
+          <w:color w:val="000000"/>
+          <w:sz w:val="32"/>
+          <w:szCs w:val="32"/>
+        </w:rPr>
+        <w:t>1.3.3.2 NVIDIA GeForce RTX 3050 (4GB GDDR6)</w:t>
       </w:r>
     </w:p>
     <w:p>
       <w:pPr>
+        <w:tabs>
+          <w:tab w:val="left" w:pos="1134"/>
+        </w:tabs>
+        <w:autoSpaceDE w:val="0"/>
+        <w:autoSpaceDN w:val="0"/>
+        <w:adjustRightInd w:val="0"/>
         <w:spacing w:after="0" w:line="240" w:lineRule="auto"/>
-        <w:ind w:left="567" w:firstLine="851"/>
-        <w:rPr>
-          <w:rFonts w:ascii="TH SarabunPSK" w:hAnsi="TH SarabunPSK" w:cs="TH SarabunPSK"/>
-          <w:color w:val="000000"/>
-          <w:sz w:val="32"/>
-          <w:szCs w:val="32"/>
-        </w:rPr>
-      </w:pPr>
-      <w:r>
-        <w:rPr>
-          <w:rFonts w:ascii="TH SarabunPSK" w:hAnsi="TH SarabunPSK" w:cs="TH SarabunPSK"/>
-          <w:color w:val="000000"/>
-          <w:sz w:val="32"/>
-          <w:szCs w:val="32"/>
-        </w:rPr>
-        <w:t>1</w:t>
-      </w:r>
-      <w:r>
-        <w:rPr>
-          <w:rFonts w:ascii="TH SarabunPSK" w:hAnsi="TH SarabunPSK" w:cs="TH SarabunPSK"/>
-          <w:color w:val="000000"/>
-          <w:sz w:val="32"/>
-          <w:szCs w:val="32"/>
-          <w:cs/>
-        </w:rPr>
-        <w:t>.</w:t>
-      </w:r>
-      <w:r>
-        <w:rPr>
-          <w:rFonts w:ascii="TH SarabunPSK" w:hAnsi="TH SarabunPSK" w:cs="TH SarabunPSK"/>
-          <w:color w:val="000000"/>
-          <w:sz w:val="32"/>
-          <w:szCs w:val="32"/>
-        </w:rPr>
-        <w:t>3</w:t>
-      </w:r>
-      <w:r>
-        <w:rPr>
-          <w:rFonts w:ascii="TH SarabunPSK" w:hAnsi="TH SarabunPSK" w:cs="TH SarabunPSK"/>
-          <w:color w:val="000000"/>
-          <w:sz w:val="32"/>
-          <w:szCs w:val="32"/>
-          <w:cs/>
-        </w:rPr>
-        <w:t>.</w:t>
-      </w:r>
-      <w:r>
-        <w:rPr>
-          <w:rFonts w:ascii="TH SarabunPSK" w:hAnsi="TH SarabunPSK" w:cs="TH SarabunPSK"/>
-          <w:color w:val="000000"/>
-          <w:sz w:val="32"/>
-          <w:szCs w:val="32"/>
-        </w:rPr>
-        <w:t>3</w:t>
-      </w:r>
-      <w:r>
-        <w:rPr>
-          <w:rFonts w:ascii="TH SarabunPSK" w:hAnsi="TH SarabunPSK" w:cs="TH SarabunPSK"/>
-          <w:color w:val="000000"/>
-          <w:sz w:val="32"/>
-          <w:szCs w:val="32"/>
-          <w:cs/>
-        </w:rPr>
-        <w:t>.</w:t>
-      </w:r>
-      <w:r>
-        <w:rPr>
-          <w:rFonts w:ascii="TH SarabunPSK" w:hAnsi="TH SarabunPSK" w:cs="TH SarabunPSK"/>
-          <w:color w:val="000000"/>
-          <w:sz w:val="32"/>
-          <w:szCs w:val="32"/>
-        </w:rPr>
-        <w:t xml:space="preserve">3 </w:t>
-      </w:r>
-      <w:r>
-        <w:rPr>
-          <w:rFonts w:ascii="TH SarabunPSK" w:hAnsi="TH SarabunPSK" w:cs="TH SarabunPSK"/>
-          <w:color w:val="000000"/>
-          <w:sz w:val="32"/>
-          <w:szCs w:val="32"/>
-          <w:cs/>
-        </w:rPr>
-        <w:t>พื้นที่จัดเก็บข้อมูล (</w:t>
-      </w:r>
-      <w:r>
-        <w:rPr>
-          <w:rFonts w:ascii="TH SarabunPSK" w:hAnsi="TH SarabunPSK" w:cs="TH SarabunPSK"/>
-          <w:color w:val="000000"/>
-          <w:sz w:val="32"/>
-          <w:szCs w:val="32"/>
-        </w:rPr>
-        <w:t xml:space="preserve">SSD / HDD) </w:t>
-      </w:r>
-      <w:r>
-        <w:rPr>
-          <w:rFonts w:ascii="TH SarabunPSK" w:hAnsi="TH SarabunPSK" w:cs="TH SarabunPSK"/>
-          <w:color w:val="000000"/>
-          <w:sz w:val="32"/>
-          <w:szCs w:val="32"/>
-          <w:cs/>
-        </w:rPr>
-        <w:t xml:space="preserve">ว่างอย่างน้อย 20 </w:t>
-      </w:r>
-      <w:r>
-        <w:rPr>
-          <w:rFonts w:ascii="TH SarabunPSK" w:hAnsi="TH SarabunPSK" w:cs="TH SarabunPSK"/>
-          <w:color w:val="000000"/>
-          <w:sz w:val="32"/>
-          <w:szCs w:val="32"/>
-        </w:rPr>
-        <w:t xml:space="preserve">GB </w:t>
-      </w:r>
-      <w:r>
-        <w:rPr>
-          <w:rFonts w:ascii="TH SarabunPSK" w:hAnsi="TH SarabunPSK" w:cs="TH SarabunPSK"/>
-          <w:color w:val="000000"/>
-          <w:sz w:val="32"/>
-          <w:szCs w:val="32"/>
-          <w:cs/>
-        </w:rPr>
-        <w:t>สำหรับ</w:t>
-      </w:r>
-      <w:r>
-        <w:rPr>
-          <w:rFonts w:ascii="TH SarabunPSK" w:hAnsi="TH SarabunPSK" w:cs="TH SarabunPSK"/>
-          <w:color w:val="000000"/>
-          <w:sz w:val="32"/>
-          <w:szCs w:val="32"/>
-          <w:cs/>
+        <w:ind w:firstLine="567"/>
+        <w:rPr>
+          <w:rFonts w:ascii="TH SarabunPSK" w:hAnsi="TH SarabunPSK" w:cs="TH SarabunPSK"/>
+          <w:color w:val="000000"/>
+          <w:sz w:val="32"/>
+          <w:szCs w:val="32"/>
+        </w:rPr>
+      </w:pPr>
+      <w:r>
+        <w:rPr>
+          <w:rFonts w:ascii="TH SarabunPSK" w:hAnsi="TH SarabunPSK" w:cs="TH SarabunPSK"/>
+          <w:color w:val="000000"/>
+          <w:sz w:val="32"/>
+          <w:szCs w:val="32"/>
         </w:rPr>
         <w:tab/>
       </w:r>
@@ -5832,7 +5521,6 @@
           <w:color w:val="000000"/>
           <w:sz w:val="32"/>
           <w:szCs w:val="32"/>
-          <w:cs/>
         </w:rPr>
         <w:tab/>
       </w:r>
@@ -5842,7 +5530,33 @@
           <w:color w:val="000000"/>
           <w:sz w:val="32"/>
           <w:szCs w:val="32"/>
-          <w:cs/>
+        </w:rPr>
+        <w:t>1.3.3.3 RAM 16GB DDR4</w:t>
+      </w:r>
+    </w:p>
+    <w:p>
+      <w:pPr>
+        <w:tabs>
+          <w:tab w:val="left" w:pos="1134"/>
+        </w:tabs>
+        <w:autoSpaceDE w:val="0"/>
+        <w:autoSpaceDN w:val="0"/>
+        <w:adjustRightInd w:val="0"/>
+        <w:spacing w:after="0" w:line="240" w:lineRule="auto"/>
+        <w:ind w:firstLine="567"/>
+        <w:rPr>
+          <w:rFonts w:ascii="TH SarabunPSK" w:hAnsi="TH SarabunPSK" w:cs="TH SarabunPSK"/>
+          <w:color w:val="000000"/>
+          <w:sz w:val="32"/>
+          <w:szCs w:val="32"/>
+        </w:rPr>
+      </w:pPr>
+      <w:r>
+        <w:rPr>
+          <w:rFonts w:ascii="TH SarabunPSK" w:hAnsi="TH SarabunPSK" w:cs="TH SarabunPSK"/>
+          <w:color w:val="000000"/>
+          <w:sz w:val="32"/>
+          <w:szCs w:val="32"/>
         </w:rPr>
         <w:tab/>
       </w:r>
@@ -5852,7 +5566,6 @@
           <w:color w:val="000000"/>
           <w:sz w:val="32"/>
           <w:szCs w:val="32"/>
-          <w:cs/>
         </w:rPr>
         <w:tab/>
       </w:r>
@@ -5862,18 +5575,128 @@
           <w:color w:val="000000"/>
           <w:sz w:val="32"/>
           <w:szCs w:val="32"/>
-          <w:cs/>
-        </w:rPr>
-        <w:t xml:space="preserve">ระบบปฏิบัติการ ซอฟต์แวร์พัฒนา และฐานข้อมูล </w:t>
-      </w:r>
-      <w:r>
-        <w:rPr>
-          <w:rFonts w:ascii="TH SarabunPSK" w:hAnsi="TH SarabunPSK" w:cs="TH SarabunPSK"/>
-          <w:color w:val="000000"/>
-          <w:sz w:val="32"/>
-          <w:szCs w:val="32"/>
-        </w:rPr>
-        <w:t>PostgreSQL</w:t>
+        </w:rPr>
+        <w:t xml:space="preserve">1.3.3.4 SSD 512 GB M.2 </w:t>
+      </w:r>
+      <w:proofErr w:type="spellStart"/>
+      <w:r>
+        <w:rPr>
+          <w:rFonts w:ascii="TH SarabunPSK" w:hAnsi="TH SarabunPSK" w:cs="TH SarabunPSK"/>
+          <w:color w:val="000000"/>
+          <w:sz w:val="32"/>
+          <w:szCs w:val="32"/>
+        </w:rPr>
+        <w:t>NVMe</w:t>
+      </w:r>
+      <w:proofErr w:type="spellEnd"/>
+    </w:p>
+    <w:p>
+      <w:pPr>
+        <w:tabs>
+          <w:tab w:val="left" w:pos="1134"/>
+        </w:tabs>
+        <w:autoSpaceDE w:val="0"/>
+        <w:autoSpaceDN w:val="0"/>
+        <w:adjustRightInd w:val="0"/>
+        <w:spacing w:after="0" w:line="240" w:lineRule="auto"/>
+        <w:ind w:firstLine="567"/>
+        <w:rPr>
+          <w:rFonts w:ascii="TH SarabunPSK" w:hAnsi="TH SarabunPSK" w:cs="TH SarabunPSK"/>
+          <w:color w:val="000000"/>
+          <w:sz w:val="32"/>
+          <w:szCs w:val="32"/>
+        </w:rPr>
+      </w:pPr>
+      <w:r>
+        <w:rPr>
+          <w:rFonts w:ascii="TH SarabunPSK" w:hAnsi="TH SarabunPSK" w:cs="TH SarabunPSK"/>
+          <w:color w:val="000000"/>
+          <w:sz w:val="32"/>
+          <w:szCs w:val="32"/>
+        </w:rPr>
+        <w:tab/>
+      </w:r>
+      <w:r>
+        <w:rPr>
+          <w:rFonts w:ascii="TH SarabunPSK" w:hAnsi="TH SarabunPSK" w:cs="TH SarabunPSK"/>
+          <w:color w:val="000000"/>
+          <w:sz w:val="32"/>
+          <w:szCs w:val="32"/>
+        </w:rPr>
+        <w:tab/>
+      </w:r>
+      <w:r>
+        <w:rPr>
+          <w:rFonts w:ascii="TH SarabunPSK" w:hAnsi="TH SarabunPSK" w:cs="TH SarabunPSK"/>
+          <w:color w:val="000000"/>
+          <w:sz w:val="32"/>
+          <w:szCs w:val="32"/>
+        </w:rPr>
+        <w:t xml:space="preserve">1.3.3.5 15.6 inch (1920*1080) Full HD IPS 144 Hz   </w:t>
+      </w:r>
+    </w:p>
+    <w:p>
+      <w:pPr>
+        <w:tabs>
+          <w:tab w:val="left" w:pos="1134"/>
+        </w:tabs>
+        <w:autoSpaceDE w:val="0"/>
+        <w:autoSpaceDN w:val="0"/>
+        <w:adjustRightInd w:val="0"/>
+        <w:spacing w:after="0" w:line="240" w:lineRule="auto"/>
+        <w:ind w:firstLine="567"/>
+        <w:rPr>
+          <w:rFonts w:ascii="TH SarabunPSK" w:hAnsi="TH SarabunPSK" w:cs="TH SarabunPSK"/>
+          <w:color w:val="000000"/>
+          <w:sz w:val="32"/>
+          <w:szCs w:val="32"/>
+        </w:rPr>
+      </w:pPr>
+      <w:r>
+        <w:rPr>
+          <w:rFonts w:ascii="TH SarabunPSK" w:hAnsi="TH SarabunPSK" w:cs="TH SarabunPSK"/>
+          <w:color w:val="000000"/>
+          <w:sz w:val="32"/>
+          <w:szCs w:val="32"/>
+        </w:rPr>
+        <w:tab/>
+      </w:r>
+      <w:r>
+        <w:rPr>
+          <w:rFonts w:ascii="TH SarabunPSK" w:hAnsi="TH SarabunPSK" w:cs="TH SarabunPSK"/>
+          <w:color w:val="000000"/>
+          <w:sz w:val="32"/>
+          <w:szCs w:val="32"/>
+        </w:rPr>
+        <w:tab/>
+      </w:r>
+      <w:r>
+        <w:rPr>
+          <w:rFonts w:ascii="TH SarabunPSK" w:hAnsi="TH SarabunPSK" w:cs="TH SarabunPSK"/>
+          <w:color w:val="000000"/>
+          <w:sz w:val="32"/>
+          <w:szCs w:val="32"/>
+        </w:rPr>
+        <w:t>1.3.3.6 Windows 11 Home (64 Bit)</w:t>
+      </w:r>
+      <w:r>
+        <w:rPr>
+          <w:rFonts w:ascii="TH SarabunPSK" w:hAnsi="TH SarabunPSK" w:cs="TH SarabunPSK"/>
+          <w:color w:val="000000"/>
+          <w:sz w:val="32"/>
+          <w:szCs w:val="32"/>
+          <w:cs/>
+        </w:rPr>
+        <w:t xml:space="preserve">   </w:t>
+      </w:r>
+      <w:r>
+        <w:rPr>
+          <w:rFonts w:ascii="TH SarabunPSK" w:hAnsi="TH SarabunPSK" w:cs="TH SarabunPSK"/>
+          <w:color w:val="000000"/>
+          <w:sz w:val="32"/>
+          <w:szCs w:val="32"/>
+        </w:rPr>
+        <w:tab/>
       </w:r>
     </w:p>
     <w:p>
@@ -10201,6 +10024,78 @@
       <w:r>
         <w:rPr>
           <w:rFonts w:ascii="TH SarabunPSK" w:hAnsi="TH SarabunPSK" w:cs="TH SarabunPSK"/>
+          <w:noProof/>
+          <w:color w:val="000000"/>
+          <w:sz w:val="32"/>
+          <w:szCs w:val="32"/>
+        </w:rPr>
+        <w:drawing>
+          <wp:anchor distT="0" distB="0" distL="114300" distR="114300" simplePos="0" relativeHeight="251666432" behindDoc="1" locked="0" layoutInCell="1" allowOverlap="1" wp14:anchorId="36EFEAE6" wp14:editId="33246189">
+            <wp:simplePos x="0" y="0"/>
+            <wp:positionH relativeFrom="margin">
+              <wp:align>center</wp:align>
+            </wp:positionH>
+            <wp:positionV relativeFrom="paragraph">
+              <wp:posOffset>364434</wp:posOffset>
+            </wp:positionV>
+            <wp:extent cx="6432550" cy="4548505"/>
+            <wp:effectExtent l="0" t="0" r="6350" b="4445"/>
+            <wp:wrapTight wrapText="bothSides">
+              <wp:wrapPolygon edited="0">
+                <wp:start x="0" y="0"/>
+                <wp:lineTo x="0" y="21531"/>
+                <wp:lineTo x="21557" y="21531"/>
+                <wp:lineTo x="21557" y="0"/>
+                <wp:lineTo x="0" y="0"/>
+              </wp:wrapPolygon>
+            </wp:wrapTight>
+            <wp:docPr id="1165343658" name="รูปภาพ 8"/>
+            <wp:cNvGraphicFramePr>
+              <a:graphicFrameLocks xmlns:a="http://schemas.openxmlformats.org/drawingml/2006/main" noChangeAspect="1"/>
+            </wp:cNvGraphicFramePr>
+            <a:graphic xmlns:a="http://schemas.openxmlformats.org/drawingml/2006/main">
+              <a:graphicData uri="http://schemas.openxmlformats.org/drawingml/2006/picture">
+                <pic:pic xmlns:pic="http://schemas.openxmlformats.org/drawingml/2006/picture">
+                  <pic:nvPicPr>
+                    <pic:cNvPr id="1165343658" name="รูปภาพ 1165343658"/>
+                    <pic:cNvPicPr/>
+                  </pic:nvPicPr>
+                  <pic:blipFill>
+                    <a:blip r:embed="rId10" cstate="print">
+                      <a:extLst>
+                        <a:ext uri="{28A0092B-C50C-407E-A947-70E740481C1C}">
+                          <a14:useLocalDpi xmlns:a14="http://schemas.microsoft.com/office/drawing/2010/main" val="0"/>
+                        </a:ext>
+                      </a:extLst>
+                    </a:blip>
+                    <a:stretch>
+                      <a:fillRect/>
+                    </a:stretch>
+                  </pic:blipFill>
+                  <pic:spPr>
+                    <a:xfrm>
+                      <a:off x="0" y="0"/>
+                      <a:ext cx="6432550" cy="4548505"/>
+                    </a:xfrm>
+                    <a:prstGeom prst="rect">
+                      <a:avLst/>
+                    </a:prstGeom>
+                  </pic:spPr>
+                </pic:pic>
+              </a:graphicData>
+            </a:graphic>
+            <wp14:sizeRelH relativeFrom="margin">
+              <wp14:pctWidth>0</wp14:pctWidth>
+            </wp14:sizeRelH>
+            <wp14:sizeRelV relativeFrom="margin">
+              <wp14:pctHeight>0</wp14:pctHeight>
+            </wp14:sizeRelV>
+          </wp:anchor>
+        </w:drawing>
+      </w:r>
+      <w:r>
+        <w:rPr>
+          <w:rFonts w:ascii="TH SarabunPSK" w:hAnsi="TH SarabunPSK" w:cs="TH SarabunPSK"/>
           <w:color w:val="000000"/>
           <w:sz w:val="32"/>
           <w:szCs w:val="32"/>
@@ -11475,6 +11370,7 @@
           <w:b/>
           <w:sz w:val="24"/>
         </w:rPr>
+        <w:lastRenderedPageBreak/>
         <w:t>2</w:t>
       </w:r>
       <w:r>
@@ -13832,7 +13728,6 @@
                 <w:rFonts w:ascii="Noto Sans Thai" w:eastAsia="Noto Sans Thai" w:hAnsi="Noto Sans Thai" w:cs="Noto Sans Thai"/>
                 <w:sz w:val="18"/>
               </w:rPr>
-              <w:lastRenderedPageBreak/>
               <w:t>last_name</w:t>
             </w:r>
             <w:proofErr w:type="spellEnd"/>
@@ -15034,6 +14929,7 @@
           <w:b/>
           <w:sz w:val="24"/>
         </w:rPr>
+        <w:lastRenderedPageBreak/>
         <w:t>4</w:t>
       </w:r>
       <w:r>
@@ -17479,7 +17375,6 @@
                 <w:rFonts w:ascii="Noto Sans Thai" w:eastAsia="Noto Sans Thai" w:hAnsi="Noto Sans Thai" w:cs="Noto Sans Thai"/>
                 <w:sz w:val="18"/>
               </w:rPr>
-              <w:lastRenderedPageBreak/>
               <w:t>tenant_id</w:t>
             </w:r>
             <w:proofErr w:type="spellEnd"/>
@@ -18757,6 +18652,7 @@
           <w:b/>
           <w:sz w:val="24"/>
         </w:rPr>
+        <w:lastRenderedPageBreak/>
         <w:t>6</w:t>
       </w:r>
       <w:r>
@@ -21355,7 +21251,6 @@
                 <w:rFonts w:ascii="Noto Sans Thai" w:eastAsia="Noto Sans Thai" w:hAnsi="Noto Sans Thai" w:cs="Noto Sans Thai"/>
                 <w:sz w:val="18"/>
               </w:rPr>
-              <w:lastRenderedPageBreak/>
               <w:t>total_amount</w:t>
             </w:r>
             <w:proofErr w:type="spellEnd"/>
@@ -22560,6 +22455,7 @@
           <w:b/>
           <w:sz w:val="24"/>
         </w:rPr>
+        <w:lastRenderedPageBreak/>
         <w:t>7</w:t>
       </w:r>
       <w:r>
@@ -24794,7 +24690,7 @@
         <w:spacing w:after="0" w:line="240" w:lineRule="auto"/>
         <w:ind w:left="0"/>
         <w:rPr>
-          <w:rFonts w:ascii="TH SarabunPSK" w:hAnsi="TH SarabunPSK" w:cs="TH SarabunPSK" w:hint="cs"/>
+          <w:rFonts w:ascii="TH SarabunPSK" w:hAnsi="TH SarabunPSK" w:cs="TH SarabunPSK"/>
           <w:color w:val="000000"/>
           <w:sz w:val="32"/>
           <w:szCs w:val="32"/>
@@ -24825,7 +24721,6 @@
           <w:szCs w:val="32"/>
           <w:cs/>
         </w:rPr>
-        <w:lastRenderedPageBreak/>
         <w:tab/>
       </w:r>
       <w:r>
@@ -24902,7 +24797,7 @@
           <w:szCs w:val="32"/>
         </w:rPr>
         <w:drawing>
-          <wp:inline distT="0" distB="0" distL="0" distR="0" wp14:anchorId="4CF98B7E" wp14:editId="4249C293">
+          <wp:inline distT="0" distB="0" distL="0" distR="0" wp14:anchorId="4CF98B7E" wp14:editId="43D7ED68">
             <wp:extent cx="5274310" cy="2585720"/>
             <wp:effectExtent l="0" t="0" r="2540" b="5080"/>
             <wp:docPr id="165753198" name="รูปภาพ 8"/>
@@ -24917,7 +24812,7 @@
                     <pic:cNvPicPr/>
                   </pic:nvPicPr>
                   <pic:blipFill>
-                    <a:blip r:embed="rId10" cstate="print">
+                    <a:blip r:embed="rId11" cstate="print">
                       <a:extLst>
                         <a:ext uri="{28A0092B-C50C-407E-A947-70E740481C1C}">
                           <a14:useLocalDpi xmlns:a14="http://schemas.microsoft.com/office/drawing/2010/main" val="0"/>
@@ -24983,6 +24878,7 @@
           <w:sz w:val="32"/>
           <w:szCs w:val="32"/>
         </w:rPr>
+        <w:lastRenderedPageBreak/>
         <w:drawing>
           <wp:inline distT="0" distB="0" distL="0" distR="0" wp14:anchorId="5BE526F1" wp14:editId="6745461B">
             <wp:extent cx="5274310" cy="3371215"/>
@@ -24999,7 +24895,7 @@
                     <pic:cNvPicPr/>
                   </pic:nvPicPr>
                   <pic:blipFill>
-                    <a:blip r:embed="rId11" cstate="print">
+                    <a:blip r:embed="rId12" cstate="print">
                       <a:extLst>
                         <a:ext uri="{28A0092B-C50C-407E-A947-70E740481C1C}">
                           <a14:useLocalDpi xmlns:a14="http://schemas.microsoft.com/office/drawing/2010/main" val="0"/>
@@ -25253,7 +25149,6 @@
           <w:szCs w:val="32"/>
           <w:cs/>
         </w:rPr>
-        <w:lastRenderedPageBreak/>
         <w:t>แผนภาพบริบทแสดงขอบเขตสูงสุดของระบบหอพัก (</w:t>
       </w:r>
       <w:r>
@@ -25827,6 +25722,7 @@
           <w:szCs w:val="32"/>
           <w:cs/>
         </w:rPr>
+        <w:lastRenderedPageBreak/>
         <w:t>ข้อมูลออกจากระบบ: ผลการเข้าสู่ระบบ</w:t>
       </w:r>
       <w:r>
@@ -26614,7 +26510,6 @@
           <w:sz w:val="32"/>
           <w:szCs w:val="32"/>
         </w:rPr>
-        <w:lastRenderedPageBreak/>
         <w:t>Process 3</w:t>
       </w:r>
       <w:r>
@@ -27144,6 +27039,7 @@
           <w:sz w:val="32"/>
           <w:szCs w:val="32"/>
         </w:rPr>
+        <w:lastRenderedPageBreak/>
         <w:t>Process 6</w:t>
       </w:r>
       <w:r>
@@ -27709,7 +27605,6 @@
           <w:szCs w:val="32"/>
           <w:cs/>
         </w:rPr>
-        <w:lastRenderedPageBreak/>
         <w:t>หน้าจอสำหรับผู้ใช้งานทุกกลุ่ม (ผู้เช่า</w:t>
       </w:r>
       <w:r>
@@ -28109,6 +28004,7 @@
           <w:szCs w:val="32"/>
           <w:cs/>
         </w:rPr>
+        <w:lastRenderedPageBreak/>
         <w:t>หน้า</w:t>
       </w:r>
       <w:proofErr w:type="spellStart"/>
@@ -28430,7 +28326,6 @@
           <w:szCs w:val="32"/>
           <w:cs/>
         </w:rPr>
-        <w:lastRenderedPageBreak/>
         <w:t>หน้าตรวจสอบคำร้อง: ดูรายละเอียดปัญหาและสถานที่เกิดเหตุเพื่อเข้าดำเนินการแก้ไข</w:t>
       </w:r>
     </w:p>
@@ -29120,6 +29015,7 @@
           <w:szCs w:val="32"/>
           <w:cs/>
         </w:rPr>
+        <w:lastRenderedPageBreak/>
         <w:t>......................................................................................................................................................................................................................................................................</w:t>
       </w:r>
       <w:r>
@@ -29412,7 +29308,7 @@
       </w:pPr>
     </w:p>
     <w:sectPr>
-      <w:headerReference w:type="default" r:id="rId12"/>
+      <w:headerReference w:type="default" r:id="rId13"/>
       <w:pgSz w:w="11906" w:h="16838" w:code="9"/>
       <w:pgMar w:top="2160" w:right="1440" w:bottom="1440" w:left="2160" w:header="709" w:footer="709" w:gutter="0"/>
       <w:cols w:space="708"/>
